--- a/public/templates/liquidacion-inquilino-transf.docx
+++ b/public/templates/liquidacion-inquilino-transf.docx
@@ -15,28 +15,36 @@
       <w:tr>
         <w:trPr>
           <w:cnfStyle w:val="100000000000" w:firstRow="1" w:lastRow="0" w:firstColumn="0" w:lastColumn="0" w:oddVBand="0" w:evenVBand="0" w:oddHBand="0" w:evenHBand="0" w:firstRowFirstColumn="0" w:firstRowLastColumn="0" w:lastRowFirstColumn="0" w:lastRowLastColumn="0"/>
+          <w:trHeight w:val="425"/>
         </w:trPr>
         <w:tc>
           <w:tcPr>
             <w:cnfStyle w:val="001000000000" w:firstRow="0" w:lastRow="0" w:firstColumn="1" w:lastColumn="0" w:oddVBand="0" w:evenVBand="0" w:oddHBand="0" w:evenHBand="0" w:firstRowFirstColumn="0" w:firstRowLastColumn="0" w:lastRowFirstColumn="0" w:lastRowLastColumn="0"/>
             <w:tcW w:w="6091" w:type="dxa"/>
+            <w:vAlign w:val="center"/>
           </w:tcPr>
           <w:p>
             <w:pPr>
               <w:jc w:val="center"/>
               <w:rPr>
                 <w:b w:val="0"/>
+                <w:sz w:val="24"/>
+                <w:szCs w:val="24"/>
                 <w:lang w:val="es-AR"/>
               </w:rPr>
             </w:pPr>
             <w:r>
               <w:rPr>
+                <w:sz w:val="24"/>
+                <w:szCs w:val="24"/>
                 <w:lang w:val="es-AR"/>
               </w:rPr>
               <w:t xml:space="preserve">LIQUIDACION </w:t>
             </w:r>
             <w:r>
               <w:rPr>
+                <w:sz w:val="24"/>
+                <w:szCs w:val="24"/>
                 <w:lang w:val="es-AR"/>
               </w:rPr>
               <w:t>{periodo}</w:t>
@@ -46,6 +54,7 @@
         <w:tc>
           <w:tcPr>
             <w:tcW w:w="2693" w:type="dxa"/>
+            <w:vAlign w:val="center"/>
           </w:tcPr>
           <w:p>
             <w:pPr>
@@ -273,14 +282,20 @@
       <w:tr>
         <w:trPr>
           <w:cnfStyle w:val="000000100000" w:firstRow="0" w:lastRow="0" w:firstColumn="0" w:lastColumn="0" w:oddVBand="0" w:evenVBand="0" w:oddHBand="1" w:evenHBand="0" w:firstRowFirstColumn="0" w:firstRowLastColumn="0" w:lastRowFirstColumn="0" w:lastRowLastColumn="0"/>
+          <w:trHeight w:val="453"/>
         </w:trPr>
         <w:tc>
           <w:tcPr>
             <w:cnfStyle w:val="001000000000" w:firstRow="0" w:lastRow="0" w:firstColumn="1" w:lastColumn="0" w:oddVBand="0" w:evenVBand="0" w:oddHBand="0" w:evenHBand="0" w:firstRowFirstColumn="0" w:firstRowLastColumn="0" w:lastRowFirstColumn="0" w:lastRowLastColumn="0"/>
             <w:tcW w:w="6091" w:type="dxa"/>
+            <w:vAlign w:val="center"/>
           </w:tcPr>
           <w:p>
             <w:pPr>
+              <w:tabs>
+                <w:tab w:val="left" w:pos="3525"/>
+              </w:tabs>
+              <w:jc w:val="center"/>
               <w:rPr>
                 <w:lang w:val="es-AR"/>
               </w:rPr>
@@ -289,30 +304,37 @@
               <w:rPr>
                 <w:lang w:val="es-AR"/>
               </w:rPr>
-              <w:t>Total</w:t>
+              <w:t>TOTAL</w:t>
             </w:r>
           </w:p>
         </w:tc>
         <w:tc>
           <w:tcPr>
             <w:tcW w:w="2693" w:type="dxa"/>
+            <w:vAlign w:val="center"/>
           </w:tcPr>
           <w:p>
             <w:pPr>
               <w:jc w:val="center"/>
               <w:cnfStyle w:val="000000100000" w:firstRow="0" w:lastRow="0" w:firstColumn="0" w:lastColumn="0" w:oddVBand="0" w:evenVBand="0" w:oddHBand="1" w:evenHBand="0" w:firstRowFirstColumn="0" w:firstRowLastColumn="0" w:lastRowFirstColumn="0" w:lastRowLastColumn="0"/>
               <w:rPr>
+                <w:b/>
+                <w:bCs/>
                 <w:lang w:val="es-AR"/>
               </w:rPr>
             </w:pPr>
             <w:r>
               <w:rPr>
+                <w:b/>
+                <w:bCs/>
                 <w:lang w:val="es-AR"/>
               </w:rPr>
               <w:t>${</w:t>
             </w:r>
             <w:r>
               <w:rPr>
+                <w:b/>
+                <w:bCs/>
                 <w:lang w:val="es-AR"/>
               </w:rPr>
               <w:t>total</w:t>
@@ -320,6 +342,8 @@
             <w:proofErr w:type="gramStart"/>
             <w:r>
               <w:rPr>
+                <w:b/>
+                <w:bCs/>
                 <w:lang w:val="es-AR"/>
               </w:rPr>
               <w:t>}.-</w:t>
@@ -349,15 +373,17 @@
       <w:tr>
         <w:trPr>
           <w:cnfStyle w:val="100000000000" w:firstRow="1" w:lastRow="0" w:firstColumn="0" w:lastColumn="0" w:oddVBand="0" w:evenVBand="0" w:oddHBand="0" w:evenHBand="0" w:firstRowFirstColumn="0" w:firstRowLastColumn="0" w:lastRowFirstColumn="0" w:lastRowLastColumn="0"/>
-          <w:trHeight w:val="141"/>
+          <w:trHeight w:val="393"/>
         </w:trPr>
         <w:tc>
           <w:tcPr>
             <w:cnfStyle w:val="001000000000" w:firstRow="0" w:lastRow="0" w:firstColumn="1" w:lastColumn="0" w:oddVBand="0" w:evenVBand="0" w:oddHBand="0" w:evenHBand="0" w:firstRowFirstColumn="0" w:firstRowLastColumn="0" w:lastRowFirstColumn="0" w:lastRowLastColumn="0"/>
             <w:tcW w:w="6091" w:type="dxa"/>
+            <w:vAlign w:val="center"/>
           </w:tcPr>
           <w:p>
             <w:pPr>
+              <w:jc w:val="center"/>
               <w:rPr>
                 <w:lang w:val="es-AR"/>
               </w:rPr>
@@ -387,6 +413,7 @@
         <w:tc>
           <w:tcPr>
             <w:tcW w:w="2693" w:type="dxa"/>
+            <w:vAlign w:val="center"/>
           </w:tcPr>
           <w:p>
             <w:pPr>
@@ -436,23 +463,37 @@
       <w:tr>
         <w:trPr>
           <w:cnfStyle w:val="000000100000" w:firstRow="0" w:lastRow="0" w:firstColumn="0" w:lastColumn="0" w:oddVBand="0" w:evenVBand="0" w:oddHBand="1" w:evenHBand="0" w:firstRowFirstColumn="0" w:firstRowLastColumn="0" w:lastRowFirstColumn="0" w:lastRowLastColumn="0"/>
+          <w:trHeight w:val="414"/>
         </w:trPr>
         <w:tc>
           <w:tcPr>
             <w:cnfStyle w:val="001000000000" w:firstRow="0" w:lastRow="0" w:firstColumn="1" w:lastColumn="0" w:oddVBand="0" w:evenVBand="0" w:oddHBand="0" w:evenHBand="0" w:firstRowFirstColumn="0" w:firstRowLastColumn="0" w:lastRowFirstColumn="0" w:lastRowLastColumn="0"/>
             <w:tcW w:w="6091" w:type="dxa"/>
+            <w:vAlign w:val="center"/>
           </w:tcPr>
           <w:p>
             <w:pPr>
+              <w:tabs>
+                <w:tab w:val="left" w:pos="4965"/>
+              </w:tabs>
+              <w:jc w:val="center"/>
               <w:rPr>
                 <w:lang w:val="es-AR"/>
               </w:rPr>
             </w:pPr>
-            <w:r>
-              <w:rPr>
-                <w:lang w:val="es-AR"/>
-              </w:rPr>
-              <w:t xml:space="preserve">TOTAL </w:t>
+            <w:proofErr w:type="gramStart"/>
+            <w:r>
+              <w:rPr>
+                <w:lang w:val="es-AR"/>
+              </w:rPr>
+              <w:t>TOTAL</w:t>
+            </w:r>
+            <w:proofErr w:type="gramEnd"/>
+            <w:r>
+              <w:rPr>
+                <w:lang w:val="es-AR"/>
+              </w:rPr>
+              <w:t xml:space="preserve"> </w:t>
             </w:r>
             <w:r>
               <w:rPr>
@@ -471,6 +512,7 @@
         <w:tc>
           <w:tcPr>
             <w:tcW w:w="2693" w:type="dxa"/>
+            <w:vAlign w:val="center"/>
           </w:tcPr>
           <w:p>
             <w:pPr>
